--- a/press/downloads/it/Hybrid-Press-Release-it.docx
+++ b/press/downloads/it/Hybrid-Press-Release-it.docx
@@ -438,7 +438,7 @@
         </w:rPr>
         <w:t xml:space="preserve">Hybrid è disponibile sul </w:t>
       </w:r>
-      <w:hyperlink w:history="1" r:id="rIdvswy-t29vixqj4vcss8tb">
+      <w:hyperlink w:history="1" r:id="rIdjfrpxnqrqpjpr2q77bkmj">
         <w:r>
           <w:rPr>
             <w:rFonts w:ascii="Calibri" w:cs="Calibri" w:eastAsia="Calibri" w:hAnsi="Calibri"/>
@@ -499,7 +499,7 @@
         </w:rPr>
         <w:t xml:space="preserve">. Senza abbonamento Hybrid resta un lettore di documenti Markdown. L'app gira su macOS 13 (Ventura) o successivo, su Apple Silicon e Intel, ed è disponibile in nove lingue: tedesco, inglese, francese, spagnolo, italiano, portoghese, olandese, giapponese e cinese semplificato. Una versione per iPhone e iPad è in lavorazione; la beta pubblica tramite TestFlight di Apple è già iniziata. Chi vuole scrivere in anteprima e dare il proprio riscontro può partecipare gratuitamente: </w:t>
       </w:r>
-      <w:hyperlink w:history="1" r:id="rIdig9xrm-simp9tij4weqww">
+      <w:hyperlink w:history="1" r:id="rIdkw81xzlrlxb9thnqorhtf">
         <w:r>
           <w:rPr>
             <w:rFonts w:ascii="Calibri" w:cs="Calibri" w:eastAsia="Calibri" w:hAnsi="Calibri"/>
@@ -596,7 +596,7 @@
         </w:rPr>
         <w:t xml:space="preserve">E-Mail: </w:t>
       </w:r>
-      <w:hyperlink w:history="1" r:id="rIdvq1zfec-cz9xolozdmssj">
+      <w:hyperlink w:history="1" r:id="rIdbjlzaow8alzdh15qjljrc">
         <w:r>
           <w:rPr>
             <w:rFonts w:ascii="Calibri" w:cs="Calibri" w:eastAsia="Calibri" w:hAnsi="Calibri"/>
@@ -622,7 +622,7 @@
         </w:rPr>
         <w:t xml:space="preserve">Web: </w:t>
       </w:r>
-      <w:hyperlink w:history="1" r:id="rIdtgjinpwvycmpbi08mgo8d">
+      <w:hyperlink w:history="1" r:id="rIdbzax3hnzoqetfbnszzj6f">
         <w:r>
           <w:rPr>
             <w:rFonts w:ascii="Calibri" w:cs="Calibri" w:eastAsia="Calibri" w:hAnsi="Calibri"/>
@@ -632,6 +632,32 @@
             <w:u w:val="single"/>
           </w:rPr>
           <w:t xml:space="preserve">hybrid-editor.com</w:t>
+        </w:r>
+      </w:hyperlink>
+    </w:p>
+    <w:p>
+      <w:pPr>
+        <w:spacing w:after="200" w:line="276"/>
+      </w:pPr>
+      <w:r>
+        <w:rPr>
+          <w:rFonts w:ascii="Calibri" w:cs="Calibri" w:eastAsia="Calibri" w:hAnsi="Calibri"/>
+          <w:color w:val="292423"/>
+          <w:sz w:val="22"/>
+          <w:szCs w:val="22"/>
+        </w:rPr>
+        <w:t xml:space="preserve">Sul sito sono disponibili per il download screenshot ad alta risoluzione (qualità di stampa) e ottimizzati per il web: </w:t>
+      </w:r>
+      <w:hyperlink w:history="1" r:id="rIdom64r8dsc6tm5mkyhplh-">
+        <w:r>
+          <w:rPr>
+            <w:rFonts w:ascii="Calibri" w:cs="Calibri" w:eastAsia="Calibri" w:hAnsi="Calibri"/>
+            <w:color w:val="B45208"/>
+            <w:sz w:val="22"/>
+            <w:szCs w:val="22"/>
+            <w:u w:val="single"/>
+          </w:rPr>
+          <w:t xml:space="preserve">hybrid-editor.com/it/press/hybrid-1-0/</w:t>
         </w:r>
       </w:hyperlink>
     </w:p>
